--- a/barlow/docs/finesst_proposal_v10.docx
+++ b/barlow/docs/finesst_proposal_v10.docx
@@ -340,7 +340,7 @@
         <w:t xml:space="preserve">The </w:t>
       </w:r>
       <w:r>
-        <w:t xml:space="preserve">proposed research is relevant to NASA’s Earth Science Division — most directly the Cryospheric Sciences and Terrestrial Hydrology programs, which support research on cold-region surface change and meltwater hydrology. The </w:t>
+        <w:t xml:space="preserve">project sits in NASA’s Earth Science Division. The closest programs are Cryospheric Sciences and Terrestrial Hydrology, and both fund work on cold-region surface change and meltwater. The </w:t>
       </w:r>
       <w:r>
         <w:t xml:space="preserve">2001 baseline is NASA data — an airborne </w:t>
@@ -432,7 +432,7 @@
         <w:t xml:space="preserve"> better than water volume alone. The hypothesis is testable: if discharge alone </w:t>
       </w:r>
       <w:r>
-        <w:t xml:space="preserve">predicts channel migration as well as or better than melt energy,</w:t>
+        <w:t xml:space="preserve">predicts channel migration as well as melt energy does,</w:t>
       </w:r>
       <w:r>
         <w:t xml:space="preserve"> the hypothesis fails.</w:t>
@@ -648,7 +648,7 @@
         <w:t xml:space="preserve">Build each stream's driver history from MDV-LTER station records, filling coverage gaps with the ERA5 and AMPS weather models.</w:t>
       </w:r>
       <w:r>
-        <w:t xml:space="preserve"> Where gauge records are missing or end early, estimate discharge from sunlight: fit a regression between measured discharge and summer insolation on each gauged stream's source glacier, then apply it to ungauged streams. This extends the analysis beyond the 21 gauged streams and fills the thin post-2015 record.</w:t>
+        <w:t xml:space="preserve"> Some streams have no gauge and some gauges stopped recording early. For those, estimate discharge from sunlight. Fit a regression between measured discharge and the summer insolation on each gauged stream's source glacier, then apply it to the ungauged streams. That pushes the analysis past the 21 gauged streams and fills in the thin record after 2015.</w:t>
       </w:r>
     </w:p>
     <w:p>
@@ -697,7 +697,7 @@
         <w:t xml:space="preserve">Apply the objective-3 per-pixel thresholds along the stream corridor and pull out each change patch as a connected group of super-threshold pixels, dropping patches below a minimum mapping unit to suppress isolated-pixel noise. Bedrock and stable soils flanking the corridor supply the fixed reference used to co-register the sensors, so change is measured against genuinely stable ground.</w:t>
       </w:r>
       <w:r>
-        <w:t xml:space="preserve"> Stable ground is defined operationally, not assumed: the areas the channel detector classifies as non-stream in every epoch form the reference surface.</w:t>
+        <w:t xml:space="preserve"> Stable ground is not a judgment call here. It is any area the channel detector marks as non-stream in every epoch, and that computed surface is the reference.</w:t>
       </w:r>
     </w:p>
     <w:p>
@@ -782,7 +782,7 @@
         <w:t xml:space="preserve">Publish it as a per-pixel threshold map and verify the 5%-on-stable-ground property.</w:t>
       </w:r>
       <w:r>
-        <w:t xml:space="preserve"> As an independent check, difference a 2014 REMA DEM against the 2014 lidar DEM: both map the same year, so true change is zero and every residual is sensor error. This calibrates the noise model without assuming which surfaces are stable.</w:t>
+        <w:t xml:space="preserve"> There is also a check that assumes nothing about stable ground. Difference a 2014 REMA DEM against the 2014 lidar DEM. Both map the same year, so the true change is zero. Whatever is left over is sensor error, and that is what calibrates the noise model.</w:t>
       </w:r>
       <w:commentRangeEnd w:id="95"/>
       <w:r>
@@ -1527,7 +1527,7 @@
         <w:t xml:space="preserve">Gauge records are patchy after 2015. Stream gauging in the MDVs declined, and some streams have only a few dozen recorded days in the satellite epoch. This is why objective 1 leans on modeled melt energy rather than gauges alone — though it means the discharge side of the hypothesis is weakest in the most recent period.</w:t>
       </w:r>
       <w:r>
-        <w:t xml:space="preserve"> The insolation-to-discharge regression in objective 1 partially restores that side: gauged years calibrate the proxy, which then covers ungauged streams and seasons.</w:t>
+        <w:t xml:space="preserve"> The sunlight-to-discharge regression in objective 1 buys part of that back. The gauged years teach the proxy, and the proxy then covers the ungauged streams and seasons.</w:t>
       </w:r>
     </w:p>
     <w:p>

--- a/barlow/docs/finesst_proposal_v10.docx
+++ b/barlow/docs/finesst_proposal_v10.docx
@@ -429,7 +429,13 @@
         <w:t xml:space="preserve">channel change</w:t>
       </w:r>
       <w:r>
-        <w:t xml:space="preserve"> better than water volume alone. The hypothesis is testable: if discharge alone </w:t>
+        <w:t xml:space="preserve"> better than water volume alone</w:t>
+      </w:r>
+      <w:r>
+        <w:t xml:space="preserve"> (H1)</w:t>
+      </w:r>
+      <w:r>
+        <w:t xml:space="preserve">. The hypothesis is testable: if discharge alone </w:t>
       </w:r>
       <w:r>
         <w:t xml:space="preserve">predicts channel migration as well as melt energy does,</w:t>
@@ -451,29 +457,11 @@
           <w:szCs w:val="24"/>
         </w:rPr>
       </w:r>
-      <w:r/>
-      <w:r/>
-      <w:r/>
-      <w:r/>
-      <w:r/>
-      <w:r/>
-      <w:r/>
-      <w:r/>
-      <w:r/>
-      <w:r/>
-      <w:r/>
-    </w:p>
-    <w:p>
-      <w:pPr>
-        <w:pStyle w:val="ListParagraph"/>
-        <w:numPr>
-          <w:ilvl w:val="0"/>
-          <w:numId w:val="3"/>
-        </w:numPr>
-      </w:pPr>
-      <w:commentRangeStart w:id="92"/>
-      <w:r>
-        <w:t>Process attribution along the stream corridor. Beyond the channel centerline, classify change in the near-channel corridor — channel shift and avulsion, bank thaw and subsidence, and fan growth — by process type. Bedrock and stable soils outside the corridor provide the fixed reference used to georeference the REMA satellite DEM to the airborne lidar, so change is measured against genuinely stable ground rather than an assumption that the whole surface is moving.</w:t>
+      <w:r>
+        <w:t xml:space="preserve">Process attribution along the stream corridor. Beyond the channel centerline, classify change in the near-channel corridor — channel shift and avulsion, bank thaw and subsidence, and fan growth — by process type. Bedrock and stable soils outside the corridor provide the fixed reference used to georeference the REMA satellite DEM to the airborne lidar, so change is measured against genuinely stable ground rather than an assumption that the whole surface is moving.</w:t>
+      </w:r>
+      <w:r>
+        <w:t xml:space="preserve"> We expect each process type to carry its own driver fingerprint. Bank thaw should track summer thaw, channel shift should track peak discharge, and fan growth should follow both (H2). If every process type responds to the drivers the same way, the fingerprint idea fails and the classification carries no explanatory weight.</w:t>
       </w:r>
       <w:commentRangeEnd w:id="92"/>
       <w:r>

--- a/barlow/docs/finesst_proposal_v10.docx
+++ b/barlow/docs/finesst_proposal_v10.docx
@@ -125,7 +125,7 @@
           <w:color w:val="404040"/>
           <w:sz w:val="24"/>
         </w:rPr>
-        <w:t xml:space="preserve">Figure 1. Study area. (A) The McMurdo Dry Valleys within Antarctica (coastline: Natural Earth). (B) Hillshade of the study-area lidar DEM (1 m), showing the incised valley-floor channels this project measures</w:t>
+        <w:t xml:space="preserve">Figure 1. Study area. (A) The McMurdo Dry Valleys within Antarctica (coastline: Natural Earth). (B) Hillshade of the study-area LiDAR DEM (1 m), showing the incised valley-floor channels this project measures</w:t>
       </w:r>
       <w:r>
         <w:rPr>
@@ -227,7 +227,7 @@
         <w:t xml:space="preserve">Initial verification that repeat</w:t>
       </w:r>
       <w:r>
-        <w:t xml:space="preserve">-acquisition airborne lidar and valley-</w:t>
+        <w:t xml:space="preserve">-acquisition airborne LiDAR and valley-</w:t>
       </w:r>
       <w:r>
         <w:t xml:space="preserve">wide REMA (Reference Elevation Model of Antarctica) satellite DEMs [4] are precise and high-resolution enough to detect stream-corridor change once aligned to external control.</w:t>
@@ -346,13 +346,13 @@
         <w:t xml:space="preserve">2001 baseline is NASA data — an airborne </w:t>
       </w:r>
       <w:r>
-        <w:t xml:space="preserve">lidar</w:t>
+        <w:t xml:space="preserve">LiDAR</w:t>
       </w:r>
       <w:r>
         <w:t xml:space="preserve"> swath never fully exploited for surface change </w:t>
       </w:r>
       <w:r>
-        <w:t xml:space="preserve">[8]. The project turns the airborne lidar, REMA satellite DEMs (corrected and controlled by airborne lidar and ICESat-2 observations) and reanalysis</w:t>
+        <w:t xml:space="preserve">[8]. The project turns the airborne LiDAR, REMA satellite DEMs (corrected and controlled by airborne LiDAR and ICESat-2 observations) and reanalysis</w:t>
       </w:r>
       <w:r>
         <w:t xml:space="preserve"> into a continuing, uncertainty-calibrated record of climate-driven surface change in the Dry Valleys. The methods travel beyond the site to any elevation-differencing problem, including the surface-change records NASA missions such as ICESat-2 and NISAR produce. The analysis will also enable future change detection from the high</w:t>
@@ -458,7 +458,7 @@
         </w:rPr>
       </w:r>
       <w:r>
-        <w:t xml:space="preserve">Process attribution along the stream corridor. Beyond the channel centerline, classify change in the near-channel corridor — channel shift and avulsion, bank thaw and subsidence, and fan growth — by process type. Bedrock and stable soils outside the corridor provide the fixed reference used to georeference the REMA satellite DEM to the airborne lidar, so change is measured against genuinely stable ground rather than an assumption that the whole surface is moving.</w:t>
+        <w:t xml:space="preserve">Process attribution along the stream corridor. Beyond the channel centerline, classify change in the near-channel corridor — channel shift and avulsion, bank thaw and subsidence, and fan growth — by process type. Bedrock and stable soils outside the corridor provide the fixed reference used to georeference the REMA satellite DEM to the airborne LiDAR, so change is measured against genuinely stable ground rather than an assumption that the whole surface is moving.</w:t>
       </w:r>
       <w:r>
         <w:t xml:space="preserve"> We expect each process type to carry its own driver fingerprint. Bank thaw should track summer thaw, channel shift should track peak discharge, and fan growth should follow both (H2). If every process type responds to the drivers the same way, the fingerprint idea fails and the classification carries no explanatory weight.</w:t>
@@ -480,7 +480,7 @@
         <w:t xml:space="preserve">The satellite record past 2014 exists only on the free REMA DEM, whose elevations are tricky to combine with </w:t>
       </w:r>
       <w:r>
-        <w:t xml:space="preserve">lidar</w:t>
+        <w:t xml:space="preserve">LiDAR</w:t>
       </w:r>
       <w:r>
         <w:t xml:space="preserve"> in terrain-dependent ways. Correcting that is part of the method, not a chief objective.</w:t>
@@ -582,7 +582,7 @@
           <w:color w:val="404040"/>
           <w:sz w:val="24"/>
         </w:rPr>
-        <w:t>Figure 2. Planned detection-to-attribution workflow: three DEM epochs, co-registration to airborne-lidar and ICESat-2 control, DEM-of-Difference, per-pixel detection floor, then the O1 (channel), O2 (stream-corridor), and O3 (uncertainty) objectives. Method schematic; no results shown.</w:t>
+        <w:t>Figure 2. Planned detection-to-attribution workflow: three DEM epochs, co-registration to airborne-LiDAR and ICESat-2 control, DEM-of-Difference, per-pixel detection floor, then the O1 (channel), O2 (stream-corridor), and O3 (uncertainty) objectives. Method schematic; no results shown.</w:t>
       </w:r>
       <w:commentRangeEnd w:id="94"/>
       <w:r>
@@ -724,7 +724,7 @@
         <w:t xml:space="preserve">As mentioned before, I measure the REMA-minus-</w:t>
       </w:r>
       <w:r>
-        <w:t xml:space="preserve">lidar</w:t>
+        <w:t xml:space="preserve">LiDAR</w:t>
       </w:r>
       <w:r>
         <w:t xml:space="preserve"> difference over stable ground, model it against slope and aspect, and remove that bias before mixing the two sensors in any differencing.</w:t>
@@ -770,7 +770,7 @@
         <w:t xml:space="preserve">Publish it as a per-pixel threshold map and verify the 5%-on-stable-ground property.</w:t>
       </w:r>
       <w:r>
-        <w:t xml:space="preserve"> There is also a check that assumes nothing about stable ground. Difference a 2014 REMA DEM against the 2014 lidar DEM. Both map the same year, so the true change is zero. Whatever is left over is sensor error, and that is what calibrates the noise model.</w:t>
+        <w:t xml:space="preserve"> There is also a check that assumes nothing about stable ground. Difference a 2014 REMA DEM against the 2014 LiDAR DEM. Both map the same year, so the true change is zero. Whatever is left over is sensor error, and that is what calibrates the noise model.</w:t>
       </w:r>
       <w:commentRangeEnd w:id="95"/>
       <w:r>
@@ -790,7 +790,7 @@
         <w:t xml:space="preserve"> [3]</w:t>
       </w:r>
       <w:r>
-        <w:t xml:space="preserve">, since elevation errors here are heavy-tailed and an ordinary standard deviation would be thrown off by a few blunders. The noise scale throughout is the NMAD (1.4826 times the median absolute deviation from the median). For a single surface the detection floor is LOD95 = 1.96 x NMAD; since a difference subtracts two noisy surfaces, their NMADs add in quadrature, so the differencing floor is 1.96 x sqrt(NMAD1^2 + NMAD2^2), the change that noise alone clears only 5% of the time. Everything (DEMs, channel outlines, driver fields) is reprojected to one common Antarctic polar-stereographic grid (EPSG:3294) first, and the two lidar epochs (2 m and 1 m native) are resampled to a shared cell size before differencing.</w:t>
+        <w:t xml:space="preserve">, since elevation errors here are heavy-tailed and an ordinary standard deviation would be thrown off by a few blunders. The noise scale throughout is the NMAD (1.4826 times the median absolute deviation from the median). For a single surface the detection floor is LOD95 = 1.96 x NMAD; since a difference subtracts two noisy surfaces, their NMADs add in quadrature, so the differencing floor is 1.96 x sqrt(NMAD1^2 + NMAD2^2), the change that noise alone clears only 5% of the time. Everything (DEMs, channel outlines, driver fields) is reprojected to one common Antarctic polar-stereographic grid (EPSG:3294) first, and the two LiDAR epochs (2 m and 1 m native) are resampled to a shared cell size before differencing.</w:t>
       </w:r>
     </w:p>
     <w:p>
@@ -909,7 +909,7 @@
                 <w:rFonts w:ascii="Times New Roman" w:hAnsi="Times New Roman"/>
                 <w:sz w:val="18"/>
               </w:rPr>
-              <w:t>2001 airborne lidar DEM (2 m)</w:t>
+              <w:t>2001 airborne LiDAR DEM (2 m)</w:t>
             </w:r>
           </w:p>
         </w:tc>
@@ -965,7 +965,7 @@
                 <w:rFonts w:ascii="Times New Roman" w:hAnsi="Times New Roman"/>
                 <w:sz w:val="18"/>
               </w:rPr>
-              <w:t>2014 airborne lidar DEM (1 m) + point cloud</w:t>
+              <w:t>2014 airborne LiDAR DEM (1 m) + point cloud</w:t>
             </w:r>
           </w:p>
         </w:tc>
@@ -1551,7 +1551,7 @@
         <w:t xml:space="preserve">Even so, the proposal is worth doing. The MDV streams are the most direct, measurable climate response in one of Earth's most stable landscapes, and the data — two </w:t>
       </w:r>
       <w:r>
-        <w:t xml:space="preserve">lidar</w:t>
+        <w:t xml:space="preserve">LiDAR</w:t>
       </w:r>
       <w:r>
         <w:t xml:space="preserve"> epochs, a satellite record, and LTER station records — already exist and are free.</w:t>
@@ -2193,7 +2193,7 @@
           <w:sz w:val="20"/>
           <w:szCs w:val="20"/>
         </w:rPr>
-        <w:t xml:space="preserve">You have NCALM lidar data here, but haven't mentioned it previously.  </w:t>
+        <w:t xml:space="preserve">You have NCALM LiDAR data here, but haven't mentioned it previously.  </w:t>
       </w:r>
     </w:p>
     <w:p/>
